--- a/PlastiBioFuel/Funding_Loop/Outreach/2026-08-25_Batch-01/01_Outreach_Brief.docx
+++ b/PlastiBioFuel/Funding_Loop/Outreach/2026-08-25_Batch-01/01_Outreach_Brief.docx
@@ -171,7 +171,7 @@
           <w:sz w:val="18"/>
           <w:spacing w:val="28"/>
         </w:rPr>
-        <w:t>PLASTIBIOFUEL LLC  ·  SDVOSB, SBA VETCERT VERIFIED</w:t>
+        <w:t>PLASTIBIOFUEL LLC  ·  SDVOSB</w:t>
       </w:r>
     </w:p>
     <w:p>
